--- a/1_QdC/QdC 2Sem25-26_Progetto_Assenze.docx
+++ b/1_QdC/QdC 2Sem25-26_Progetto_Assenze.docx
@@ -85,12 +85,14 @@
               </w:rPr>
               <w:t xml:space="preserve">Nome: </w:t>
             </w:r>
+            <w:proofErr w:type="spellStart"/>
             <w:r>
               <w:rPr>
                 <w:spacing w:val="-4"/>
               </w:rPr>
               <w:t>Nemanja</w:t>
             </w:r>
+            <w:proofErr w:type="spellEnd"/>
           </w:p>
         </w:tc>
         <w:tc>
@@ -530,12 +532,14 @@
               </w:rPr>
               <w:t xml:space="preserve"> </w:t>
             </w:r>
+            <w:proofErr w:type="spellStart"/>
             <w:r>
               <w:rPr>
                 <w:spacing w:val="-8"/>
               </w:rPr>
               <w:t>Gaiero</w:t>
             </w:r>
+            <w:proofErr w:type="spellEnd"/>
           </w:p>
         </w:tc>
       </w:tr>
@@ -1769,7 +1773,47 @@
         <w:t xml:space="preserve">e discusso con l’allievo. </w:t>
       </w:r>
       <w:r>
-        <w:t>Con la sua firma, l’allievo accetta il lavoro proposto.</w:t>
+        <w:t xml:space="preserve">Con la sua </w:t>
+      </w:r>
+      <w:proofErr w:type="spellStart"/>
+      <w:r>
+        <w:t>firma</w:t>
+      </w:r>
+      <w:proofErr w:type="spellEnd"/>
+      <w:r>
+        <w:t>, l’</w:t>
+      </w:r>
+      <w:proofErr w:type="spellStart"/>
+      <w:r>
+        <w:t>allievo</w:t>
+      </w:r>
+      <w:proofErr w:type="spellEnd"/>
+      <w:r>
+        <w:t xml:space="preserve"> </w:t>
+      </w:r>
+      <w:proofErr w:type="spellStart"/>
+      <w:r>
+        <w:t>accetta</w:t>
+      </w:r>
+      <w:proofErr w:type="spellEnd"/>
+      <w:r>
+        <w:t xml:space="preserve"> il </w:t>
+      </w:r>
+      <w:proofErr w:type="spellStart"/>
+      <w:r>
+        <w:t>lavoro</w:t>
+      </w:r>
+      <w:proofErr w:type="spellEnd"/>
+      <w:r>
+        <w:t xml:space="preserve"> </w:t>
+      </w:r>
+      <w:proofErr w:type="spellStart"/>
+      <w:r>
+        <w:t>proposto</w:t>
+      </w:r>
+      <w:proofErr w:type="spellEnd"/>
+      <w:r>
+        <w:t>.</w:t>
       </w:r>
     </w:p>
     <w:p>
@@ -2485,27 +2529,33 @@
         </w:rPr>
         <w:t xml:space="preserve"> </w:t>
       </w:r>
+      <w:proofErr w:type="spellStart"/>
       <w:r>
         <w:t>Quest’ultima</w:t>
       </w:r>
+      <w:proofErr w:type="spellEnd"/>
       <w:r>
         <w:rPr>
           <w:spacing w:val="-3"/>
         </w:rPr>
         <w:t xml:space="preserve"> </w:t>
       </w:r>
+      <w:proofErr w:type="spellStart"/>
       <w:r>
         <w:t>deve</w:t>
       </w:r>
+      <w:proofErr w:type="spellEnd"/>
       <w:r>
         <w:rPr>
           <w:spacing w:val="-4"/>
         </w:rPr>
         <w:t xml:space="preserve"> </w:t>
       </w:r>
+      <w:proofErr w:type="spellStart"/>
       <w:r>
         <w:t>essere</w:t>
       </w:r>
+      <w:proofErr w:type="spellEnd"/>
       <w:r>
         <w:rPr>
           <w:spacing w:val="-1"/>
@@ -2521,18 +2571,22 @@
         </w:rPr>
         <w:t xml:space="preserve"> </w:t>
       </w:r>
+      <w:proofErr w:type="spellStart"/>
       <w:r>
         <w:t>tutto</w:t>
       </w:r>
+      <w:proofErr w:type="spellEnd"/>
       <w:r>
         <w:rPr>
           <w:spacing w:val="-1"/>
         </w:rPr>
         <w:t xml:space="preserve"> </w:t>
       </w:r>
+      <w:proofErr w:type="spellStart"/>
       <w:r>
         <w:t>identica</w:t>
       </w:r>
+      <w:proofErr w:type="spellEnd"/>
       <w:r>
         <w:rPr>
           <w:spacing w:val="-2"/>
@@ -2540,7 +2594,23 @@
         <w:t xml:space="preserve"> </w:t>
       </w:r>
       <w:r>
-        <w:t>alla versione elettronica.</w:t>
+        <w:t xml:space="preserve">alla </w:t>
+      </w:r>
+      <w:proofErr w:type="spellStart"/>
+      <w:r>
+        <w:t>versione</w:t>
+      </w:r>
+      <w:proofErr w:type="spellEnd"/>
+      <w:r>
+        <w:t xml:space="preserve"> </w:t>
+      </w:r>
+      <w:proofErr w:type="spellStart"/>
+      <w:r>
+        <w:t>elettronica</w:t>
+      </w:r>
+      <w:proofErr w:type="spellEnd"/>
+      <w:r>
+        <w:t>.</w:t>
       </w:r>
     </w:p>
     <w:p>
@@ -4046,7 +4116,23 @@
           <w:rFonts w:ascii="Calibri" w:eastAsia="Calibri" w:hAnsi="Calibri" w:cs="Calibri"/>
           <w:lang w:val="it-IT" w:eastAsia="en-US"/>
         </w:rPr>
-        <w:t>Migliorare la stima per le differenti attività da inserire nel diagramma di Gantt preventivo</w:t>
+        <w:t xml:space="preserve">Migliorare la stima per le differenti attività da inserire nel diagramma di </w:t>
+      </w:r>
+      <w:proofErr w:type="spellStart"/>
+      <w:r>
+        <w:rPr>
+          <w:rFonts w:ascii="Calibri" w:eastAsia="Calibri" w:hAnsi="Calibri" w:cs="Calibri"/>
+          <w:lang w:val="it-IT" w:eastAsia="en-US"/>
+        </w:rPr>
+        <w:t>Gantt</w:t>
+      </w:r>
+      <w:proofErr w:type="spellEnd"/>
+      <w:r>
+        <w:rPr>
+          <w:rFonts w:ascii="Calibri" w:eastAsia="Calibri" w:hAnsi="Calibri" w:cs="Calibri"/>
+          <w:lang w:val="it-IT" w:eastAsia="en-US"/>
+        </w:rPr>
+        <w:t xml:space="preserve"> preventivo</w:t>
       </w:r>
     </w:p>
     <w:p>
@@ -4076,30 +4162,36 @@
         </w:rPr>
         <w:t xml:space="preserve"> </w:t>
       </w:r>
+      <w:proofErr w:type="spellStart"/>
       <w:r>
         <w:t>documentazione</w:t>
       </w:r>
+      <w:proofErr w:type="spellEnd"/>
       <w:r>
         <w:rPr>
           <w:spacing w:val="-2"/>
         </w:rPr>
         <w:t xml:space="preserve"> </w:t>
       </w:r>
+      <w:proofErr w:type="spellStart"/>
       <w:r>
         <w:t>del</w:t>
       </w:r>
+      <w:proofErr w:type="spellEnd"/>
       <w:r>
         <w:rPr>
           <w:spacing w:val="-4"/>
         </w:rPr>
         <w:t xml:space="preserve"> </w:t>
       </w:r>
+      <w:proofErr w:type="spellStart"/>
       <w:r>
         <w:rPr>
           <w:spacing w:val="-2"/>
         </w:rPr>
         <w:t>progetto</w:t>
       </w:r>
+      <w:proofErr w:type="spellEnd"/>
     </w:p>
     <w:p>
       <w:pPr>
@@ -4128,9 +4220,11 @@
         </w:rPr>
         <w:t xml:space="preserve"> </w:t>
       </w:r>
+      <w:proofErr w:type="spellStart"/>
       <w:r>
         <w:t>diario</w:t>
       </w:r>
+      <w:proofErr w:type="spellEnd"/>
       <w:r>
         <w:rPr>
           <w:spacing w:val="-1"/>
@@ -4146,9 +4240,11 @@
         </w:rPr>
         <w:t xml:space="preserve"> </w:t>
       </w:r>
+      <w:proofErr w:type="spellStart"/>
       <w:r>
         <w:t>lavoro</w:t>
       </w:r>
+      <w:proofErr w:type="spellEnd"/>
     </w:p>
     <w:p>
       <w:pPr>
@@ -4206,21 +4302,25 @@
         <w:ind w:left="793" w:hanging="361"/>
         <w:contextualSpacing w:val="0"/>
       </w:pPr>
+      <w:proofErr w:type="spellStart"/>
       <w:r>
         <w:t>Implementazione</w:t>
       </w:r>
+      <w:proofErr w:type="spellEnd"/>
       <w:r>
         <w:rPr>
           <w:spacing w:val="-7"/>
         </w:rPr>
         <w:t xml:space="preserve"> </w:t>
       </w:r>
+      <w:proofErr w:type="spellStart"/>
       <w:r>
         <w:rPr>
           <w:spacing w:val="-2"/>
         </w:rPr>
         <w:t>dell’applicativo</w:t>
       </w:r>
+      <w:proofErr w:type="spellEnd"/>
     </w:p>
     <w:p>
       <w:pPr>
@@ -4312,7 +4412,27 @@
           <w:szCs w:val="22"/>
           <w:lang w:val="it-IT"/>
         </w:rPr>
-        <w:t xml:space="preserve">rispetto dei </w:t>
+        <w:t xml:space="preserve">rispetto </w:t>
+      </w:r>
+      <w:proofErr w:type="gramStart"/>
+      <w:r>
+        <w:rPr>
+          <w:rFonts w:asciiTheme="minorHAnsi" w:hAnsiTheme="minorHAnsi" w:cstheme="minorHAnsi"/>
+          <w:sz w:val="22"/>
+          <w:szCs w:val="22"/>
+          <w:lang w:val="it-IT"/>
+        </w:rPr>
+        <w:t>dei</w:t>
+      </w:r>
+      <w:proofErr w:type="gramEnd"/>
+      <w:r>
+        <w:rPr>
+          <w:rFonts w:asciiTheme="minorHAnsi" w:hAnsiTheme="minorHAnsi" w:cstheme="minorHAnsi"/>
+          <w:sz w:val="22"/>
+          <w:szCs w:val="22"/>
+          <w:lang w:val="it-IT"/>
+        </w:rPr>
+        <w:t xml:space="preserve"> </w:t>
       </w:r>
       <w:r>
         <w:rPr>
@@ -4426,6 +4546,7 @@
           <w:numId w:val="7"/>
         </w:numPr>
         <w:spacing w:after="0"/>
+        <w:jc w:val="both"/>
         <w:rPr>
           <w:rFonts w:asciiTheme="minorHAnsi" w:hAnsiTheme="minorHAnsi" w:cstheme="minorHAnsi"/>
           <w:i/>
@@ -4440,8 +4561,68 @@
           <w:iCs/>
           <w:lang w:val="it-IT"/>
         </w:rPr>
-        <w:t>Documentazione</w:t>
-      </w:r>
+        <w:t>146</w:t>
+      </w:r>
+      <w:r>
+        <w:rPr>
+          <w:rFonts w:asciiTheme="minorHAnsi" w:hAnsiTheme="minorHAnsi" w:cstheme="minorHAnsi"/>
+          <w:i/>
+          <w:iCs/>
+          <w:lang w:val="it-IT"/>
+        </w:rPr>
+        <w:t xml:space="preserve"> – </w:t>
+      </w:r>
+      <w:proofErr w:type="spellStart"/>
+      <w:r>
+        <w:rPr>
+          <w:rFonts w:asciiTheme="minorHAnsi" w:hAnsiTheme="minorHAnsi" w:cstheme="minorHAnsi"/>
+          <w:i/>
+          <w:iCs/>
+          <w:lang w:val="it-IT"/>
+        </w:rPr>
+        <w:t>Soddisfazione</w:t>
+      </w:r>
+      <w:proofErr w:type="spellEnd"/>
+      <w:r>
+        <w:rPr>
+          <w:rFonts w:asciiTheme="minorHAnsi" w:hAnsiTheme="minorHAnsi" w:cstheme="minorHAnsi"/>
+          <w:i/>
+          <w:iCs/>
+          <w:lang w:val="it-IT"/>
+        </w:rPr>
+        <w:t xml:space="preserve"> </w:t>
+      </w:r>
+      <w:proofErr w:type="spellStart"/>
+      <w:r>
+        <w:rPr>
+          <w:rFonts w:asciiTheme="minorHAnsi" w:hAnsiTheme="minorHAnsi" w:cstheme="minorHAnsi"/>
+          <w:i/>
+          <w:iCs/>
+          <w:lang w:val="it-IT"/>
+        </w:rPr>
+        <w:t>dell’utente</w:t>
+      </w:r>
+      <w:proofErr w:type="spellEnd"/>
+      <w:r>
+        <w:rPr>
+          <w:rFonts w:asciiTheme="minorHAnsi" w:hAnsiTheme="minorHAnsi" w:cstheme="minorHAnsi"/>
+          <w:i/>
+          <w:iCs/>
+          <w:lang w:val="it-IT"/>
+        </w:rPr>
+        <w:t xml:space="preserve">: GUI, </w:t>
+      </w:r>
+      <w:proofErr w:type="spellStart"/>
+      <w:r>
+        <w:rPr>
+          <w:rFonts w:asciiTheme="minorHAnsi" w:hAnsiTheme="minorHAnsi" w:cstheme="minorHAnsi"/>
+          <w:i/>
+          <w:iCs/>
+          <w:lang w:val="it-IT"/>
+        </w:rPr>
+        <w:t>utilizzazione</w:t>
+      </w:r>
+      <w:proofErr w:type="spellEnd"/>
     </w:p>
     <w:p>
       <w:pPr>
@@ -4465,86 +4646,153 @@
           <w:iCs/>
           <w:lang w:val="it-IT"/>
         </w:rPr>
-        <w:t>Funzionamento del prodotto</w:t>
-      </w:r>
-    </w:p>
-    <w:p>
-      <w:pPr>
-        <w:pStyle w:val="western"/>
+        <w:t>166 – Stile di codifica; leggibilità</w:t>
+      </w:r>
+    </w:p>
+    <w:p>
+      <w:pPr>
+        <w:pStyle w:val="Paragrafoelenco"/>
         <w:numPr>
           <w:ilvl w:val="0"/>
           <w:numId w:val="7"/>
         </w:numPr>
-        <w:spacing w:after="0"/>
-        <w:rPr>
-          <w:rFonts w:asciiTheme="minorHAnsi" w:hAnsiTheme="minorHAnsi" w:cstheme="minorHAnsi"/>
+        <w:rPr>
+          <w:rFonts w:eastAsia="Times New Roman" w:cstheme="minorHAnsi"/>
           <w:i/>
           <w:iCs/>
-          <w:lang w:val="it-IT"/>
-        </w:rPr>
-      </w:pPr>
-      <w:r>
-        <w:rPr>
-          <w:rFonts w:asciiTheme="minorHAnsi" w:hAnsiTheme="minorHAnsi" w:cstheme="minorHAnsi"/>
+          <w:lang w:val="it-IT" w:eastAsia="en-GB"/>
+        </w:rPr>
+      </w:pPr>
+      <w:r>
+        <w:rPr>
+          <w:rFonts w:eastAsia="Times New Roman" w:cstheme="minorHAnsi"/>
           <w:i/>
           <w:iCs/>
-          <w:lang w:val="it-IT"/>
-        </w:rPr>
-        <w:t>Qualità del codice e struttura del progetto</w:t>
-      </w:r>
-    </w:p>
-    <w:p>
-      <w:pPr>
-        <w:pStyle w:val="western"/>
+          <w:lang w:val="it-IT" w:eastAsia="en-GB"/>
+        </w:rPr>
+        <w:t xml:space="preserve">167 – </w:t>
+      </w:r>
+      <w:proofErr w:type="spellStart"/>
+      <w:r>
+        <w:rPr>
+          <w:rFonts w:eastAsia="Times New Roman" w:cstheme="minorHAnsi"/>
+          <w:i/>
+          <w:iCs/>
+          <w:lang w:val="it-IT" w:eastAsia="en-GB"/>
+        </w:rPr>
+        <w:t>Documentazione</w:t>
+      </w:r>
+      <w:proofErr w:type="spellEnd"/>
+      <w:r>
+        <w:rPr>
+          <w:rFonts w:eastAsia="Times New Roman" w:cstheme="minorHAnsi"/>
+          <w:i/>
+          <w:iCs/>
+          <w:lang w:val="it-IT" w:eastAsia="en-GB"/>
+        </w:rPr>
+        <w:t xml:space="preserve"> </w:t>
+      </w:r>
+      <w:proofErr w:type="spellStart"/>
+      <w:r>
+        <w:rPr>
+          <w:rFonts w:eastAsia="Times New Roman" w:cstheme="minorHAnsi"/>
+          <w:i/>
+          <w:iCs/>
+          <w:lang w:val="it-IT" w:eastAsia="en-GB"/>
+        </w:rPr>
+        <w:t>del</w:t>
+      </w:r>
+      <w:proofErr w:type="spellEnd"/>
+      <w:r>
+        <w:rPr>
+          <w:rFonts w:eastAsia="Times New Roman" w:cstheme="minorHAnsi"/>
+          <w:i/>
+          <w:iCs/>
+          <w:lang w:val="it-IT" w:eastAsia="en-GB"/>
+        </w:rPr>
+        <w:t xml:space="preserve"> </w:t>
+      </w:r>
+      <w:proofErr w:type="spellStart"/>
+      <w:r>
+        <w:rPr>
+          <w:rFonts w:eastAsia="Times New Roman" w:cstheme="minorHAnsi"/>
+          <w:i/>
+          <w:iCs/>
+          <w:lang w:val="it-IT" w:eastAsia="en-GB"/>
+        </w:rPr>
+        <w:t>codice</w:t>
+      </w:r>
+      <w:proofErr w:type="spellEnd"/>
+    </w:p>
+    <w:p>
+      <w:pPr>
+        <w:pStyle w:val="Paragrafoelenco"/>
         <w:numPr>
           <w:ilvl w:val="0"/>
           <w:numId w:val="7"/>
         </w:numPr>
-        <w:spacing w:after="0"/>
-        <w:rPr>
-          <w:rFonts w:asciiTheme="minorHAnsi" w:hAnsiTheme="minorHAnsi" w:cstheme="minorHAnsi"/>
+        <w:rPr>
+          <w:rFonts w:eastAsia="Times New Roman" w:cstheme="minorHAnsi"/>
           <w:i/>
           <w:iCs/>
-          <w:lang w:val="it-IT"/>
-        </w:rPr>
-      </w:pPr>
-      <w:r>
-        <w:rPr>
-          <w:rFonts w:asciiTheme="minorHAnsi" w:hAnsiTheme="minorHAnsi" w:cstheme="minorHAnsi"/>
+          <w:lang w:val="it-IT" w:eastAsia="en-GB"/>
+        </w:rPr>
+      </w:pPr>
+      <w:r>
+        <w:rPr>
+          <w:rFonts w:eastAsia="Times New Roman" w:cstheme="minorHAnsi"/>
           <w:i/>
           <w:iCs/>
-          <w:lang w:val="it-IT"/>
-        </w:rPr>
-        <w:t>Gestione dei dati e sicurezza</w:t>
-      </w:r>
-    </w:p>
-    <w:p>
-      <w:pPr>
-        <w:pStyle w:val="western"/>
+          <w:lang w:val="it-IT" w:eastAsia="en-GB"/>
+        </w:rPr>
+        <w:t>249</w:t>
+      </w:r>
+      <w:r>
+        <w:rPr>
+          <w:rFonts w:eastAsia="Times New Roman" w:cstheme="minorHAnsi"/>
+          <w:i/>
+          <w:iCs/>
+          <w:lang w:val="it-IT" w:eastAsia="en-GB"/>
+        </w:rPr>
+        <w:t xml:space="preserve"> – </w:t>
+      </w:r>
+      <w:r>
+        <w:rPr>
+          <w:rFonts w:eastAsia="Times New Roman" w:cstheme="minorHAnsi"/>
+          <w:i/>
+          <w:iCs/>
+          <w:lang w:val="it-IT" w:eastAsia="en-GB"/>
+        </w:rPr>
+        <w:t>MVC (</w:t>
+      </w:r>
+      <w:proofErr w:type="spellStart"/>
+      <w:r>
+        <w:rPr>
+          <w:rFonts w:eastAsia="Times New Roman" w:cstheme="minorHAnsi"/>
+          <w:i/>
+          <w:iCs/>
+          <w:lang w:val="it-IT" w:eastAsia="en-GB"/>
+        </w:rPr>
+        <w:t>Programmazione</w:t>
+      </w:r>
+      <w:proofErr w:type="spellEnd"/>
+      <w:r>
+        <w:rPr>
+          <w:rFonts w:eastAsia="Times New Roman" w:cstheme="minorHAnsi"/>
+          <w:i/>
+          <w:iCs/>
+          <w:lang w:val="it-IT" w:eastAsia="en-GB"/>
+        </w:rPr>
+        <w:t>)</w:t>
+      </w:r>
+    </w:p>
+    <w:p>
+      <w:pPr>
+        <w:pStyle w:val="Paragrafoelenco"/>
         <w:numPr>
           <w:ilvl w:val="0"/>
           <w:numId w:val="7"/>
         </w:numPr>
-        <w:spacing w:after="0"/>
-        <w:rPr>
-          <w:rFonts w:asciiTheme="minorHAnsi" w:hAnsiTheme="minorHAnsi" w:cstheme="minorHAnsi"/>
-          <w:i/>
-          <w:iCs/>
-          <w:lang w:val="it-IT"/>
-        </w:rPr>
-      </w:pPr>
-      <w:r>
-        <w:rPr>
-          <w:rFonts w:asciiTheme="minorHAnsi" w:hAnsiTheme="minorHAnsi" w:cstheme="minorHAnsi"/>
-          <w:i/>
-          <w:iCs/>
-          <w:lang w:val="it-IT"/>
-        </w:rPr>
-        <w:t>Diari di lavoro</w:t>
-      </w:r>
-    </w:p>
-    <w:p>
-      <w:pPr>
         <w:rPr>
           <w:rFonts w:eastAsia="Times New Roman" w:cstheme="minorHAnsi"/>
           <w:i/>
@@ -4552,6 +4800,57 @@
           <w:lang w:val="it-IT" w:eastAsia="en-GB"/>
         </w:rPr>
       </w:pPr>
+      <w:r>
+        <w:rPr>
+          <w:rFonts w:eastAsia="Times New Roman" w:cstheme="minorHAnsi"/>
+          <w:i/>
+          <w:iCs/>
+          <w:lang w:val="it-IT" w:eastAsia="en-GB"/>
+        </w:rPr>
+        <w:t>164</w:t>
+      </w:r>
+      <w:r>
+        <w:rPr>
+          <w:rFonts w:eastAsia="Times New Roman" w:cstheme="minorHAnsi"/>
+          <w:i/>
+          <w:iCs/>
+          <w:lang w:val="it-IT" w:eastAsia="en-GB"/>
+        </w:rPr>
+        <w:t xml:space="preserve"> – Gestione degli errori</w:t>
+      </w:r>
+    </w:p>
+    <w:p>
+      <w:pPr>
+        <w:pStyle w:val="Paragrafoelenco"/>
+        <w:numPr>
+          <w:ilvl w:val="0"/>
+          <w:numId w:val="7"/>
+        </w:numPr>
+        <w:rPr>
+          <w:rFonts w:eastAsia="Times New Roman" w:cstheme="minorHAnsi"/>
+          <w:i/>
+          <w:iCs/>
+          <w:lang w:val="it-IT" w:eastAsia="en-GB"/>
+        </w:rPr>
+      </w:pPr>
+      <w:r>
+        <w:rPr>
+          <w:rFonts w:eastAsia="Times New Roman" w:cstheme="minorHAnsi"/>
+          <w:i/>
+          <w:iCs/>
+          <w:lang w:val="it-IT" w:eastAsia="en-GB"/>
+        </w:rPr>
+        <w:t xml:space="preserve">124 – </w:t>
+      </w:r>
+      <w:r>
+        <w:rPr>
+          <w:rFonts w:eastAsia="Times New Roman" w:cstheme="minorHAnsi"/>
+          <w:i/>
+          <w:iCs/>
+          <w:lang w:val="it-IT" w:eastAsia="en-GB"/>
+        </w:rPr>
+        <w:t>Ipotesi di test</w:t>
+      </w:r>
     </w:p>
     <w:p>
       <w:pPr>
@@ -4787,11 +5086,19 @@
                 <w:lang w:val="it-IT"/>
               </w:rPr>
             </w:pPr>
+            <w:proofErr w:type="spellStart"/>
             <w:r>
               <w:rPr>
                 <w:sz w:val="16"/>
               </w:rPr>
-              <w:t>Canobbio,</w:t>
+              <w:t>Canobbio</w:t>
+            </w:r>
+            <w:proofErr w:type="spellEnd"/>
+            <w:r>
+              <w:rPr>
+                <w:sz w:val="16"/>
+              </w:rPr>
+              <w:t>,</w:t>
             </w:r>
             <w:r>
               <w:rPr>
@@ -4847,11 +5154,19 @@
                 <w:lang w:val="it-IT"/>
               </w:rPr>
             </w:pPr>
+            <w:proofErr w:type="spellStart"/>
             <w:r>
               <w:rPr>
                 <w:sz w:val="16"/>
               </w:rPr>
-              <w:t>Canobbio,</w:t>
+              <w:t>Canobbio</w:t>
+            </w:r>
+            <w:proofErr w:type="spellEnd"/>
+            <w:r>
+              <w:rPr>
+                <w:sz w:val="16"/>
+              </w:rPr>
+              <w:t>,</w:t>
             </w:r>
             <w:r>
               <w:rPr>

--- a/1_QdC/QdC 2Sem25-26_Progetto_Assenze.docx
+++ b/1_QdC/QdC 2Sem25-26_Progetto_Assenze.docx
@@ -4572,7 +4572,6 @@
         </w:rPr>
         <w:t xml:space="preserve"> – </w:t>
       </w:r>
-      <w:proofErr w:type="spellStart"/>
       <w:r>
         <w:rPr>
           <w:rFonts w:asciiTheme="minorHAnsi" w:hAnsiTheme="minorHAnsi" w:cstheme="minorHAnsi"/>
@@ -4580,49 +4579,8 @@
           <w:iCs/>
           <w:lang w:val="it-IT"/>
         </w:rPr>
-        <w:t>Soddisfazione</w:t>
-      </w:r>
-      <w:proofErr w:type="spellEnd"/>
-      <w:r>
-        <w:rPr>
-          <w:rFonts w:asciiTheme="minorHAnsi" w:hAnsiTheme="minorHAnsi" w:cstheme="minorHAnsi"/>
-          <w:i/>
-          <w:iCs/>
-          <w:lang w:val="it-IT"/>
-        </w:rPr>
-        <w:t xml:space="preserve"> </w:t>
-      </w:r>
-      <w:proofErr w:type="spellStart"/>
-      <w:r>
-        <w:rPr>
-          <w:rFonts w:asciiTheme="minorHAnsi" w:hAnsiTheme="minorHAnsi" w:cstheme="minorHAnsi"/>
-          <w:i/>
-          <w:iCs/>
-          <w:lang w:val="it-IT"/>
-        </w:rPr>
-        <w:t>dell’utente</w:t>
-      </w:r>
-      <w:proofErr w:type="spellEnd"/>
-      <w:r>
-        <w:rPr>
-          <w:rFonts w:asciiTheme="minorHAnsi" w:hAnsiTheme="minorHAnsi" w:cstheme="minorHAnsi"/>
-          <w:i/>
-          <w:iCs/>
-          <w:lang w:val="it-IT"/>
-        </w:rPr>
-        <w:t xml:space="preserve">: GUI, </w:t>
-      </w:r>
-      <w:proofErr w:type="spellStart"/>
-      <w:r>
-        <w:rPr>
-          <w:rFonts w:asciiTheme="minorHAnsi" w:hAnsiTheme="minorHAnsi" w:cstheme="minorHAnsi"/>
-          <w:i/>
-          <w:iCs/>
-          <w:lang w:val="it-IT"/>
-        </w:rPr>
-        <w:t>utilizzazione</w:t>
-      </w:r>
-      <w:proofErr w:type="spellEnd"/>
+        <w:t>Soddisfazione dell’utente: GUI, utilizzazione</w:t>
+      </w:r>
     </w:p>
     <w:p>
       <w:pPr>
@@ -4672,7 +4630,6 @@
         </w:rPr>
         <w:t xml:space="preserve">167 – </w:t>
       </w:r>
-      <w:proofErr w:type="spellStart"/>
       <w:r>
         <w:rPr>
           <w:rFonts w:eastAsia="Times New Roman" w:cstheme="minorHAnsi"/>
@@ -4680,49 +4637,8 @@
           <w:iCs/>
           <w:lang w:val="it-IT" w:eastAsia="en-GB"/>
         </w:rPr>
-        <w:t>Documentazione</w:t>
-      </w:r>
-      <w:proofErr w:type="spellEnd"/>
-      <w:r>
-        <w:rPr>
-          <w:rFonts w:eastAsia="Times New Roman" w:cstheme="minorHAnsi"/>
-          <w:i/>
-          <w:iCs/>
-          <w:lang w:val="it-IT" w:eastAsia="en-GB"/>
-        </w:rPr>
-        <w:t xml:space="preserve"> </w:t>
-      </w:r>
-      <w:proofErr w:type="spellStart"/>
-      <w:r>
-        <w:rPr>
-          <w:rFonts w:eastAsia="Times New Roman" w:cstheme="minorHAnsi"/>
-          <w:i/>
-          <w:iCs/>
-          <w:lang w:val="it-IT" w:eastAsia="en-GB"/>
-        </w:rPr>
-        <w:t>del</w:t>
-      </w:r>
-      <w:proofErr w:type="spellEnd"/>
-      <w:r>
-        <w:rPr>
-          <w:rFonts w:eastAsia="Times New Roman" w:cstheme="minorHAnsi"/>
-          <w:i/>
-          <w:iCs/>
-          <w:lang w:val="it-IT" w:eastAsia="en-GB"/>
-        </w:rPr>
-        <w:t xml:space="preserve"> </w:t>
-      </w:r>
-      <w:proofErr w:type="spellStart"/>
-      <w:r>
-        <w:rPr>
-          <w:rFonts w:eastAsia="Times New Roman" w:cstheme="minorHAnsi"/>
-          <w:i/>
-          <w:iCs/>
-          <w:lang w:val="it-IT" w:eastAsia="en-GB"/>
-        </w:rPr>
-        <w:t>codice</w:t>
-      </w:r>
-      <w:proofErr w:type="spellEnd"/>
+        <w:t>Stile di codifica - Documentazione</w:t>
+      </w:r>
     </w:p>
     <w:p>
       <w:pPr>
@@ -4763,27 +4679,7 @@
           <w:iCs/>
           <w:lang w:val="it-IT" w:eastAsia="en-GB"/>
         </w:rPr>
-        <w:t>MVC (</w:t>
-      </w:r>
-      <w:proofErr w:type="spellStart"/>
-      <w:r>
-        <w:rPr>
-          <w:rFonts w:eastAsia="Times New Roman" w:cstheme="minorHAnsi"/>
-          <w:i/>
-          <w:iCs/>
-          <w:lang w:val="it-IT" w:eastAsia="en-GB"/>
-        </w:rPr>
-        <w:t>Programmazione</w:t>
-      </w:r>
-      <w:proofErr w:type="spellEnd"/>
-      <w:r>
-        <w:rPr>
-          <w:rFonts w:eastAsia="Times New Roman" w:cstheme="minorHAnsi"/>
-          <w:i/>
-          <w:iCs/>
-          <w:lang w:val="it-IT" w:eastAsia="en-GB"/>
-        </w:rPr>
-        <w:t>)</w:t>
+        <w:t>MVC (Programmazione)</w:t>
       </w:r>
     </w:p>
     <w:p>
